--- a/DBTAssignment9.docx
+++ b/DBTAssignment9.docx
@@ -23,7 +23,7 @@
           <wp:inline distB="114300" distT="114300" distL="114300" distR="114300">
             <wp:extent cx="5731200" cy="2438400"/>
             <wp:effectExtent b="0" l="0" r="0" t="0"/>
-            <wp:docPr id="2" name="image1.png"/>
+            <wp:docPr id="3" name="image1.png"/>
             <a:graphic>
               <a:graphicData uri="http://schemas.openxmlformats.org/drawingml/2006/picture">
                 <pic:pic>
@@ -101,7 +101,7 @@
           <wp:inline distB="114300" distT="114300" distL="114300" distR="114300">
             <wp:extent cx="5731200" cy="927100"/>
             <wp:effectExtent b="0" l="0" r="0" t="0"/>
-            <wp:docPr id="3" name="image4.png"/>
+            <wp:docPr id="4" name="image4.png"/>
             <a:graphic>
               <a:graphicData uri="http://schemas.openxmlformats.org/drawingml/2006/picture">
                 <pic:pic>
@@ -165,49 +165,14 @@
         <w:rPr/>
         <w:drawing>
           <wp:inline distB="114300" distT="114300" distL="114300" distR="114300">
-            <wp:extent cx="5731200" cy="927100"/>
+            <wp:extent cx="5731200" cy="825500"/>
             <wp:effectExtent b="0" l="0" r="0" t="0"/>
-            <wp:docPr id="6" name="image2.png"/>
+            <wp:docPr id="5" name="image2.png"/>
             <a:graphic>
               <a:graphicData uri="http://schemas.openxmlformats.org/drawingml/2006/picture">
                 <pic:pic>
                   <pic:nvPicPr>
                     <pic:cNvPr id="0" name="image2.png"/>
-                    <pic:cNvPicPr preferRelativeResize="0"/>
-                  </pic:nvPicPr>
-                  <pic:blipFill>
-                    <a:blip r:embed="rId7"/>
-                    <a:srcRect b="0" l="0" r="0" t="0"/>
-                    <a:stretch>
-                      <a:fillRect/>
-                    </a:stretch>
-                  </pic:blipFill>
-                  <pic:spPr>
-                    <a:xfrm>
-                      <a:off x="0" y="0"/>
-                      <a:ext cx="5731200" cy="927100"/>
-                    </a:xfrm>
-                    <a:prstGeom prst="rect"/>
-                    <a:ln/>
-                  </pic:spPr>
-                </pic:pic>
-              </a:graphicData>
-            </a:graphic>
-          </wp:inline>
-        </w:drawing>
-      </w:r>
-      <w:r>
-        <w:rPr/>
-        <w:drawing>
-          <wp:inline distB="114300" distT="114300" distL="114300" distR="114300">
-            <wp:extent cx="5731200" cy="558800"/>
-            <wp:effectExtent b="0" l="0" r="0" t="0"/>
-            <wp:docPr id="5" name="image3.png"/>
-            <a:graphic>
-              <a:graphicData uri="http://schemas.openxmlformats.org/drawingml/2006/picture">
-                <pic:pic>
-                  <pic:nvPicPr>
-                    <pic:cNvPr id="0" name="image3.png"/>
                     <pic:cNvPicPr preferRelativeResize="0"/>
                   </pic:nvPicPr>
                   <pic:blipFill>
@@ -220,7 +185,7 @@
                   <pic:spPr>
                     <a:xfrm>
                       <a:off x="0" y="0"/>
-                      <a:ext cx="5731200" cy="558800"/>
+                      <a:ext cx="5731200" cy="825500"/>
                     </a:xfrm>
                     <a:prstGeom prst="rect"/>
                     <a:ln/>
@@ -268,12 +233,12 @@
           <wp:inline distB="114300" distT="114300" distL="114300" distR="114300">
             <wp:extent cx="5731200" cy="660400"/>
             <wp:effectExtent b="0" l="0" r="0" t="0"/>
-            <wp:docPr id="1" name="image6.png"/>
+            <wp:docPr id="1" name="image5.png"/>
             <a:graphic>
               <a:graphicData uri="http://schemas.openxmlformats.org/drawingml/2006/picture">
                 <pic:pic>
                   <pic:nvPicPr>
-                    <pic:cNvPr id="0" name="image6.png"/>
+                    <pic:cNvPr id="0" name="image5.png"/>
                     <pic:cNvPicPr preferRelativeResize="0"/>
                   </pic:nvPicPr>
                   <pic:blipFill>
@@ -305,7 +270,9 @@
     </w:p>
     <w:p>
       <w:pPr>
-        <w:rPr/>
+        <w:rPr>
+          <w:vertAlign w:val="superscript"/>
+        </w:rPr>
       </w:pPr>
       <w:r>
         <w:rPr>
@@ -342,14 +309,14 @@
         <w:rPr/>
         <w:drawing>
           <wp:inline distB="114300" distT="114300" distL="114300" distR="114300">
-            <wp:extent cx="5731200" cy="914400"/>
+            <wp:extent cx="5731200" cy="698500"/>
             <wp:effectExtent b="0" l="0" r="0" t="0"/>
-            <wp:docPr id="4" name="image5.png"/>
+            <wp:docPr id="2" name="image3.png"/>
             <a:graphic>
               <a:graphicData uri="http://schemas.openxmlformats.org/drawingml/2006/picture">
                 <pic:pic>
                   <pic:nvPicPr>
-                    <pic:cNvPr id="0" name="image5.png"/>
+                    <pic:cNvPr id="0" name="image3.png"/>
                     <pic:cNvPicPr preferRelativeResize="0"/>
                   </pic:nvPicPr>
                   <pic:blipFill>
@@ -362,7 +329,7 @@
                   <pic:spPr>
                     <a:xfrm>
                       <a:off x="0" y="0"/>
-                      <a:ext cx="5731200" cy="914400"/>
+                      <a:ext cx="5731200" cy="698500"/>
                     </a:xfrm>
                     <a:prstGeom prst="rect"/>
                     <a:ln/>
